--- a/suppl/KNHANES/ml/Dyslipidemia__prediction_KNHANES.docx
+++ b/suppl/KNHANES/ml/Dyslipidemia__prediction_KNHANES.docx
@@ -305,7 +305,12 @@
         <w:pStyle w:val="Heading1"/>
       </w:pPr>
       <w:r>
-        <w:t>Tuning results — best parameters and CV auROC</w:t>
+        <w:t>Tuning and model selection — training-partition cross-validation</w:t>
+      </w:r>
+    </w:p>
+    <w:p>
+      <w:r>
+        <w:t>Hyperparameter search and between-model selection both use these training-partition cross-validated scores. The selection criterion is CV_combined, the mean of the cross-validated auROC and auPRC. The held-out partition is not consulted at this stage.</w:t>
       </w:r>
     </w:p>
     <w:tbl>
@@ -315,14 +320,16 @@
         <w:tblLook w:firstColumn="1" w:firstRow="1" w:lastColumn="0" w:lastRow="0" w:noHBand="0" w:noVBand="1" w:val="04A0"/>
       </w:tblPr>
       <w:tblGrid>
-        <w:gridCol w:w="2880"/>
-        <w:gridCol w:w="2880"/>
-        <w:gridCol w:w="2880"/>
+        <w:gridCol w:w="1728"/>
+        <w:gridCol w:w="1728"/>
+        <w:gridCol w:w="1728"/>
+        <w:gridCol w:w="1728"/>
+        <w:gridCol w:w="1728"/>
       </w:tblGrid>
       <w:tr>
         <w:tc>
           <w:tcPr>
-            <w:tcW w:type="dxa" w:w="2880"/>
+            <w:tcW w:type="dxa" w:w="1728"/>
           </w:tcPr>
           <w:p>
             <w:r>
@@ -332,7 +339,7 @@
         </w:tc>
         <w:tc>
           <w:tcPr>
-            <w:tcW w:type="dxa" w:w="2880"/>
+            <w:tcW w:type="dxa" w:w="1728"/>
           </w:tcPr>
           <w:p>
             <w:r>
@@ -342,7 +349,27 @@
         </w:tc>
         <w:tc>
           <w:tcPr>
-            <w:tcW w:type="dxa" w:w="2880"/>
+            <w:tcW w:type="dxa" w:w="1728"/>
+          </w:tcPr>
+          <w:p>
+            <w:r>
+              <w:t>CV_auPRC</w:t>
+            </w:r>
+          </w:p>
+        </w:tc>
+        <w:tc>
+          <w:tcPr>
+            <w:tcW w:type="dxa" w:w="1728"/>
+          </w:tcPr>
+          <w:p>
+            <w:r>
+              <w:t>CV_combined</w:t>
+            </w:r>
+          </w:p>
+        </w:tc>
+        <w:tc>
+          <w:tcPr>
+            <w:tcW w:type="dxa" w:w="1728"/>
           </w:tcPr>
           <w:p>
             <w:r>
@@ -354,7 +381,7 @@
       <w:tr>
         <w:tc>
           <w:tcPr>
-            <w:tcW w:type="dxa" w:w="2880"/>
+            <w:tcW w:type="dxa" w:w="1728"/>
           </w:tcPr>
           <w:p>
             <w:r>
@@ -364,7 +391,7 @@
         </w:tc>
         <w:tc>
           <w:tcPr>
-            <w:tcW w:type="dxa" w:w="2880"/>
+            <w:tcW w:type="dxa" w:w="1728"/>
           </w:tcPr>
           <w:p>
             <w:r>
@@ -374,7 +401,27 @@
         </w:tc>
         <w:tc>
           <w:tcPr>
-            <w:tcW w:type="dxa" w:w="2880"/>
+            <w:tcW w:type="dxa" w:w="1728"/>
+          </w:tcPr>
+          <w:p>
+            <w:r>
+              <w:t>0.7277</w:t>
+            </w:r>
+          </w:p>
+        </w:tc>
+        <w:tc>
+          <w:tcPr>
+            <w:tcW w:type="dxa" w:w="1728"/>
+          </w:tcPr>
+          <w:p>
+            <w:r>
+              <w:t>0.734</w:t>
+            </w:r>
+          </w:p>
+        </w:tc>
+        <w:tc>
+          <w:tcPr>
+            <w:tcW w:type="dxa" w:w="1728"/>
           </w:tcPr>
           <w:p>
             <w:r>
@@ -386,7 +433,7 @@
       <w:tr>
         <w:tc>
           <w:tcPr>
-            <w:tcW w:type="dxa" w:w="2880"/>
+            <w:tcW w:type="dxa" w:w="1728"/>
           </w:tcPr>
           <w:p>
             <w:r>
@@ -396,7 +443,7 @@
         </w:tc>
         <w:tc>
           <w:tcPr>
-            <w:tcW w:type="dxa" w:w="2880"/>
+            <w:tcW w:type="dxa" w:w="1728"/>
           </w:tcPr>
           <w:p>
             <w:r>
@@ -406,7 +453,27 @@
         </w:tc>
         <w:tc>
           <w:tcPr>
-            <w:tcW w:type="dxa" w:w="2880"/>
+            <w:tcW w:type="dxa" w:w="1728"/>
+          </w:tcPr>
+          <w:p>
+            <w:r>
+              <w:t>0.7193</w:t>
+            </w:r>
+          </w:p>
+        </w:tc>
+        <w:tc>
+          <w:tcPr>
+            <w:tcW w:type="dxa" w:w="1728"/>
+          </w:tcPr>
+          <w:p>
+            <w:r>
+              <w:t>0.7259</w:t>
+            </w:r>
+          </w:p>
+        </w:tc>
+        <w:tc>
+          <w:tcPr>
+            <w:tcW w:type="dxa" w:w="1728"/>
           </w:tcPr>
           <w:p>
             <w:r>
@@ -418,7 +485,7 @@
       <w:tr>
         <w:tc>
           <w:tcPr>
-            <w:tcW w:type="dxa" w:w="2880"/>
+            <w:tcW w:type="dxa" w:w="1728"/>
           </w:tcPr>
           <w:p>
             <w:r>
@@ -428,7 +495,7 @@
         </w:tc>
         <w:tc>
           <w:tcPr>
-            <w:tcW w:type="dxa" w:w="2880"/>
+            <w:tcW w:type="dxa" w:w="1728"/>
           </w:tcPr>
           <w:p>
             <w:r>
@@ -438,7 +505,27 @@
         </w:tc>
         <w:tc>
           <w:tcPr>
-            <w:tcW w:type="dxa" w:w="2880"/>
+            <w:tcW w:type="dxa" w:w="1728"/>
+          </w:tcPr>
+          <w:p>
+            <w:r>
+              <w:t>0.7241</w:t>
+            </w:r>
+          </w:p>
+        </w:tc>
+        <w:tc>
+          <w:tcPr>
+            <w:tcW w:type="dxa" w:w="1728"/>
+          </w:tcPr>
+          <w:p>
+            <w:r>
+              <w:t>0.7304</w:t>
+            </w:r>
+          </w:p>
+        </w:tc>
+        <w:tc>
+          <w:tcPr>
+            <w:tcW w:type="dxa" w:w="1728"/>
           </w:tcPr>
           <w:p>
             <w:r>
@@ -453,7 +540,12 @@
         <w:pStyle w:val="Heading1"/>
       </w:pPr>
       <w:r>
-        <w:t>Full performance metrics (test set)</w:t>
+        <w:t>Held-out performance metrics</w:t>
+      </w:r>
+    </w:p>
+    <w:p>
+      <w:r>
+        <w:t>Reported for every candidate for transparency; only the model selected by CV_combined above is the prespecified final model. Rows are ordered by the CV selection criterion.</w:t>
       </w:r>
     </w:p>
     <w:tbl>
@@ -463,30 +555,31 @@
         <w:tblLook w:firstColumn="1" w:firstRow="1" w:lastColumn="0" w:lastRow="0" w:noHBand="0" w:noVBand="1" w:val="04A0"/>
       </w:tblPr>
       <w:tblGrid>
-        <w:gridCol w:w="455"/>
-        <w:gridCol w:w="455"/>
-        <w:gridCol w:w="455"/>
-        <w:gridCol w:w="455"/>
-        <w:gridCol w:w="455"/>
-        <w:gridCol w:w="455"/>
-        <w:gridCol w:w="455"/>
-        <w:gridCol w:w="455"/>
-        <w:gridCol w:w="455"/>
-        <w:gridCol w:w="455"/>
-        <w:gridCol w:w="455"/>
-        <w:gridCol w:w="455"/>
-        <w:gridCol w:w="455"/>
-        <w:gridCol w:w="455"/>
-        <w:gridCol w:w="455"/>
-        <w:gridCol w:w="455"/>
-        <w:gridCol w:w="455"/>
-        <w:gridCol w:w="455"/>
-        <w:gridCol w:w="455"/>
+        <w:gridCol w:w="432"/>
+        <w:gridCol w:w="432"/>
+        <w:gridCol w:w="432"/>
+        <w:gridCol w:w="432"/>
+        <w:gridCol w:w="432"/>
+        <w:gridCol w:w="432"/>
+        <w:gridCol w:w="432"/>
+        <w:gridCol w:w="432"/>
+        <w:gridCol w:w="432"/>
+        <w:gridCol w:w="432"/>
+        <w:gridCol w:w="432"/>
+        <w:gridCol w:w="432"/>
+        <w:gridCol w:w="432"/>
+        <w:gridCol w:w="432"/>
+        <w:gridCol w:w="432"/>
+        <w:gridCol w:w="432"/>
+        <w:gridCol w:w="432"/>
+        <w:gridCol w:w="432"/>
+        <w:gridCol w:w="432"/>
+        <w:gridCol w:w="432"/>
       </w:tblGrid>
       <w:tr>
         <w:tc>
           <w:tcPr>
-            <w:tcW w:type="dxa" w:w="455"/>
+            <w:tcW w:type="dxa" w:w="432"/>
           </w:tcPr>
           <w:p>
             <w:r>
@@ -496,7 +589,17 @@
         </w:tc>
         <w:tc>
           <w:tcPr>
-            <w:tcW w:type="dxa" w:w="455"/>
+            <w:tcW w:type="dxa" w:w="432"/>
+          </w:tcPr>
+          <w:p>
+            <w:r>
+              <w:t>CV_combined</w:t>
+            </w:r>
+          </w:p>
+        </w:tc>
+        <w:tc>
+          <w:tcPr>
+            <w:tcW w:type="dxa" w:w="432"/>
           </w:tcPr>
           <w:p>
             <w:r>
@@ -506,7 +609,7 @@
         </w:tc>
         <w:tc>
           <w:tcPr>
-            <w:tcW w:type="dxa" w:w="455"/>
+            <w:tcW w:type="dxa" w:w="432"/>
           </w:tcPr>
           <w:p>
             <w:r>
@@ -516,7 +619,7 @@
         </w:tc>
         <w:tc>
           <w:tcPr>
-            <w:tcW w:type="dxa" w:w="455"/>
+            <w:tcW w:type="dxa" w:w="432"/>
           </w:tcPr>
           <w:p>
             <w:r>
@@ -526,7 +629,7 @@
         </w:tc>
         <w:tc>
           <w:tcPr>
-            <w:tcW w:type="dxa" w:w="455"/>
+            <w:tcW w:type="dxa" w:w="432"/>
           </w:tcPr>
           <w:p>
             <w:r>
@@ -536,7 +639,7 @@
         </w:tc>
         <w:tc>
           <w:tcPr>
-            <w:tcW w:type="dxa" w:w="455"/>
+            <w:tcW w:type="dxa" w:w="432"/>
           </w:tcPr>
           <w:p>
             <w:r>
@@ -546,7 +649,7 @@
         </w:tc>
         <w:tc>
           <w:tcPr>
-            <w:tcW w:type="dxa" w:w="455"/>
+            <w:tcW w:type="dxa" w:w="432"/>
           </w:tcPr>
           <w:p>
             <w:r>
@@ -556,7 +659,7 @@
         </w:tc>
         <w:tc>
           <w:tcPr>
-            <w:tcW w:type="dxa" w:w="455"/>
+            <w:tcW w:type="dxa" w:w="432"/>
           </w:tcPr>
           <w:p>
             <w:r>
@@ -566,7 +669,7 @@
         </w:tc>
         <w:tc>
           <w:tcPr>
-            <w:tcW w:type="dxa" w:w="455"/>
+            <w:tcW w:type="dxa" w:w="432"/>
           </w:tcPr>
           <w:p>
             <w:r>
@@ -576,7 +679,7 @@
         </w:tc>
         <w:tc>
           <w:tcPr>
-            <w:tcW w:type="dxa" w:w="455"/>
+            <w:tcW w:type="dxa" w:w="432"/>
           </w:tcPr>
           <w:p>
             <w:r>
@@ -586,7 +689,7 @@
         </w:tc>
         <w:tc>
           <w:tcPr>
-            <w:tcW w:type="dxa" w:w="455"/>
+            <w:tcW w:type="dxa" w:w="432"/>
           </w:tcPr>
           <w:p>
             <w:r>
@@ -596,7 +699,7 @@
         </w:tc>
         <w:tc>
           <w:tcPr>
-            <w:tcW w:type="dxa" w:w="455"/>
+            <w:tcW w:type="dxa" w:w="432"/>
           </w:tcPr>
           <w:p>
             <w:r>
@@ -606,7 +709,7 @@
         </w:tc>
         <w:tc>
           <w:tcPr>
-            <w:tcW w:type="dxa" w:w="455"/>
+            <w:tcW w:type="dxa" w:w="432"/>
           </w:tcPr>
           <w:p>
             <w:r>
@@ -616,7 +719,7 @@
         </w:tc>
         <w:tc>
           <w:tcPr>
-            <w:tcW w:type="dxa" w:w="455"/>
+            <w:tcW w:type="dxa" w:w="432"/>
           </w:tcPr>
           <w:p>
             <w:r>
@@ -626,7 +729,7 @@
         </w:tc>
         <w:tc>
           <w:tcPr>
-            <w:tcW w:type="dxa" w:w="455"/>
+            <w:tcW w:type="dxa" w:w="432"/>
           </w:tcPr>
           <w:p>
             <w:r>
@@ -636,7 +739,7 @@
         </w:tc>
         <w:tc>
           <w:tcPr>
-            <w:tcW w:type="dxa" w:w="455"/>
+            <w:tcW w:type="dxa" w:w="432"/>
           </w:tcPr>
           <w:p>
             <w:r>
@@ -646,7 +749,7 @@
         </w:tc>
         <w:tc>
           <w:tcPr>
-            <w:tcW w:type="dxa" w:w="455"/>
+            <w:tcW w:type="dxa" w:w="432"/>
           </w:tcPr>
           <w:p>
             <w:r>
@@ -656,7 +759,7 @@
         </w:tc>
         <w:tc>
           <w:tcPr>
-            <w:tcW w:type="dxa" w:w="455"/>
+            <w:tcW w:type="dxa" w:w="432"/>
           </w:tcPr>
           <w:p>
             <w:r>
@@ -666,7 +769,7 @@
         </w:tc>
         <w:tc>
           <w:tcPr>
-            <w:tcW w:type="dxa" w:w="455"/>
+            <w:tcW w:type="dxa" w:w="432"/>
           </w:tcPr>
           <w:p>
             <w:r>
@@ -678,191 +781,201 @@
       <w:tr>
         <w:tc>
           <w:tcPr>
-            <w:tcW w:type="dxa" w:w="455"/>
+            <w:tcW w:type="dxa" w:w="432"/>
           </w:tcPr>
           <w:p>
             <w:r>
-              <w:t>HistGradientBoosting</w:t>
+              <w:t>LogisticRegression</w:t>
             </w:r>
           </w:p>
         </w:tc>
         <w:tc>
           <w:tcPr>
-            <w:tcW w:type="dxa" w:w="455"/>
+            <w:tcW w:type="dxa" w:w="432"/>
           </w:tcPr>
           <w:p>
             <w:r>
-              <w:t>682</w:t>
+              <w:t>0.734</w:t>
             </w:r>
           </w:p>
         </w:tc>
         <w:tc>
           <w:tcPr>
-            <w:tcW w:type="dxa" w:w="455"/>
+            <w:tcW w:type="dxa" w:w="432"/>
           </w:tcPr>
           <w:p>
             <w:r>
-              <w:t>552</w:t>
+              <w:t>652</w:t>
             </w:r>
           </w:p>
         </w:tc>
         <w:tc>
           <w:tcPr>
-            <w:tcW w:type="dxa" w:w="455"/>
+            <w:tcW w:type="dxa" w:w="432"/>
           </w:tcPr>
           <w:p>
             <w:r>
-              <w:t>319</w:t>
+              <w:t>585</w:t>
             </w:r>
           </w:p>
         </w:tc>
         <w:tc>
           <w:tcPr>
-            <w:tcW w:type="dxa" w:w="455"/>
+            <w:tcW w:type="dxa" w:w="432"/>
           </w:tcPr>
           <w:p>
             <w:r>
-              <w:t>247</w:t>
+              <w:t>286</w:t>
             </w:r>
           </w:p>
         </w:tc>
         <w:tc>
           <w:tcPr>
-            <w:tcW w:type="dxa" w:w="455"/>
+            <w:tcW w:type="dxa" w:w="432"/>
           </w:tcPr>
           <w:p>
             <w:r>
-              <w:t>0.7341</w:t>
+              <w:t>277</w:t>
             </w:r>
           </w:p>
         </w:tc>
         <w:tc>
           <w:tcPr>
-            <w:tcW w:type="dxa" w:w="455"/>
+            <w:tcW w:type="dxa" w:w="432"/>
           </w:tcPr>
           <w:p>
             <w:r>
-              <w:t>0.6338</w:t>
+              <w:t>0.7018</w:t>
             </w:r>
           </w:p>
         </w:tc>
         <w:tc>
           <w:tcPr>
-            <w:tcW w:type="dxa" w:w="455"/>
+            <w:tcW w:type="dxa" w:w="432"/>
           </w:tcPr>
           <w:p>
             <w:r>
-              <w:t>0.6813</w:t>
+              <w:t>0.6716</w:t>
             </w:r>
           </w:p>
         </w:tc>
         <w:tc>
           <w:tcPr>
-            <w:tcW w:type="dxa" w:w="455"/>
+            <w:tcW w:type="dxa" w:w="432"/>
           </w:tcPr>
           <w:p>
             <w:r>
-              <w:t>0.6909</w:t>
+              <w:t>0.6951</w:t>
             </w:r>
           </w:p>
         </w:tc>
         <w:tc>
           <w:tcPr>
-            <w:tcW w:type="dxa" w:w="455"/>
+            <w:tcW w:type="dxa" w:w="432"/>
           </w:tcPr>
           <w:p>
             <w:r>
-              <w:t>0.6856</w:t>
+              <w:t>0.6787</w:t>
             </w:r>
           </w:p>
         </w:tc>
         <w:tc>
           <w:tcPr>
-            <w:tcW w:type="dxa" w:w="455"/>
+            <w:tcW w:type="dxa" w:w="432"/>
           </w:tcPr>
           <w:p>
             <w:r>
-              <w:t>0.6839</w:t>
+              <w:t>0.6872</w:t>
             </w:r>
           </w:p>
         </w:tc>
         <w:tc>
           <w:tcPr>
-            <w:tcW w:type="dxa" w:w="455"/>
+            <w:tcW w:type="dxa" w:w="432"/>
           </w:tcPr>
           <w:p>
             <w:r>
-              <w:t>0.7067</w:t>
+              <w:t>0.6867</w:t>
             </w:r>
           </w:p>
         </w:tc>
         <w:tc>
           <w:tcPr>
-            <w:tcW w:type="dxa" w:w="455"/>
+            <w:tcW w:type="dxa" w:w="432"/>
           </w:tcPr>
           <w:p>
             <w:r>
-              <w:t>0.37</w:t>
+              <w:t>0.6984</w:t>
             </w:r>
           </w:p>
         </w:tc>
         <w:tc>
           <w:tcPr>
-            <w:tcW w:type="dxa" w:w="455"/>
+            <w:tcW w:type="dxa" w:w="432"/>
           </w:tcPr>
           <w:p>
             <w:r>
-              <w:t>0.3688</w:t>
+              <w:t>0.3736</w:t>
             </w:r>
           </w:p>
         </w:tc>
         <w:tc>
           <w:tcPr>
-            <w:tcW w:type="dxa" w:w="455"/>
+            <w:tcW w:type="dxa" w:w="432"/>
           </w:tcPr>
           <w:p>
             <w:r>
-              <w:t>0.7421</w:t>
+              <w:t>0.3736</w:t>
             </w:r>
           </w:p>
         </w:tc>
         <w:tc>
           <w:tcPr>
-            <w:tcW w:type="dxa" w:w="455"/>
+            <w:tcW w:type="dxa" w:w="432"/>
           </w:tcPr>
           <w:p>
             <w:r>
-              <w:t>0.7295</w:t>
+              <w:t>0.7378</w:t>
             </w:r>
           </w:p>
         </w:tc>
         <w:tc>
           <w:tcPr>
-            <w:tcW w:type="dxa" w:w="455"/>
+            <w:tcW w:type="dxa" w:w="432"/>
           </w:tcPr>
           <w:p>
             <w:r>
-              <w:t>0.5982</w:t>
+              <w:t>0.7241</w:t>
             </w:r>
           </w:p>
         </w:tc>
         <w:tc>
           <w:tcPr>
-            <w:tcW w:type="dxa" w:w="455"/>
+            <w:tcW w:type="dxa" w:w="432"/>
           </w:tcPr>
           <w:p>
             <w:r>
-              <w:t>0.2057</w:t>
+              <w:t>0.6043</w:t>
             </w:r>
           </w:p>
         </w:tc>
         <w:tc>
           <w:tcPr>
-            <w:tcW w:type="dxa" w:w="455"/>
+            <w:tcW w:type="dxa" w:w="432"/>
           </w:tcPr>
           <w:p>
             <w:r>
-              <w:t>0.7358</w:t>
+              <w:t>0.2079</w:t>
+            </w:r>
+          </w:p>
+        </w:tc>
+        <w:tc>
+          <w:tcPr>
+            <w:tcW w:type="dxa" w:w="432"/>
+          </w:tcPr>
+          <w:p>
+            <w:r>
+              <w:t>0.731</w:t>
             </w:r>
           </w:p>
         </w:tc>
@@ -870,7 +983,7 @@
       <w:tr>
         <w:tc>
           <w:tcPr>
-            <w:tcW w:type="dxa" w:w="455"/>
+            <w:tcW w:type="dxa" w:w="432"/>
           </w:tcPr>
           <w:p>
             <w:r>
@@ -880,7 +993,17 @@
         </w:tc>
         <w:tc>
           <w:tcPr>
-            <w:tcW w:type="dxa" w:w="455"/>
+            <w:tcW w:type="dxa" w:w="432"/>
+          </w:tcPr>
+          <w:p>
+            <w:r>
+              <w:t>0.7304</w:t>
+            </w:r>
+          </w:p>
+        </w:tc>
+        <w:tc>
+          <w:tcPr>
+            <w:tcW w:type="dxa" w:w="432"/>
           </w:tcPr>
           <w:p>
             <w:r>
@@ -890,7 +1013,7 @@
         </w:tc>
         <w:tc>
           <w:tcPr>
-            <w:tcW w:type="dxa" w:w="455"/>
+            <w:tcW w:type="dxa" w:w="432"/>
           </w:tcPr>
           <w:p>
             <w:r>
@@ -900,7 +1023,7 @@
         </w:tc>
         <w:tc>
           <w:tcPr>
-            <w:tcW w:type="dxa" w:w="455"/>
+            <w:tcW w:type="dxa" w:w="432"/>
           </w:tcPr>
           <w:p>
             <w:r>
@@ -910,7 +1033,7 @@
         </w:tc>
         <w:tc>
           <w:tcPr>
-            <w:tcW w:type="dxa" w:w="455"/>
+            <w:tcW w:type="dxa" w:w="432"/>
           </w:tcPr>
           <w:p>
             <w:r>
@@ -920,7 +1043,7 @@
         </w:tc>
         <w:tc>
           <w:tcPr>
-            <w:tcW w:type="dxa" w:w="455"/>
+            <w:tcW w:type="dxa" w:w="432"/>
           </w:tcPr>
           <w:p>
             <w:r>
@@ -930,7 +1053,7 @@
         </w:tc>
         <w:tc>
           <w:tcPr>
-            <w:tcW w:type="dxa" w:w="455"/>
+            <w:tcW w:type="dxa" w:w="432"/>
           </w:tcPr>
           <w:p>
             <w:r>
@@ -940,7 +1063,7 @@
         </w:tc>
         <w:tc>
           <w:tcPr>
-            <w:tcW w:type="dxa" w:w="455"/>
+            <w:tcW w:type="dxa" w:w="432"/>
           </w:tcPr>
           <w:p>
             <w:r>
@@ -950,7 +1073,7 @@
         </w:tc>
         <w:tc>
           <w:tcPr>
-            <w:tcW w:type="dxa" w:w="455"/>
+            <w:tcW w:type="dxa" w:w="432"/>
           </w:tcPr>
           <w:p>
             <w:r>
@@ -960,7 +1083,7 @@
         </w:tc>
         <w:tc>
           <w:tcPr>
-            <w:tcW w:type="dxa" w:w="455"/>
+            <w:tcW w:type="dxa" w:w="432"/>
           </w:tcPr>
           <w:p>
             <w:r>
@@ -970,7 +1093,7 @@
         </w:tc>
         <w:tc>
           <w:tcPr>
-            <w:tcW w:type="dxa" w:w="455"/>
+            <w:tcW w:type="dxa" w:w="432"/>
           </w:tcPr>
           <w:p>
             <w:r>
@@ -980,7 +1103,7 @@
         </w:tc>
         <w:tc>
           <w:tcPr>
-            <w:tcW w:type="dxa" w:w="455"/>
+            <w:tcW w:type="dxa" w:w="432"/>
           </w:tcPr>
           <w:p>
             <w:r>
@@ -990,7 +1113,7 @@
         </w:tc>
         <w:tc>
           <w:tcPr>
-            <w:tcW w:type="dxa" w:w="455"/>
+            <w:tcW w:type="dxa" w:w="432"/>
           </w:tcPr>
           <w:p>
             <w:r>
@@ -1000,7 +1123,7 @@
         </w:tc>
         <w:tc>
           <w:tcPr>
-            <w:tcW w:type="dxa" w:w="455"/>
+            <w:tcW w:type="dxa" w:w="432"/>
           </w:tcPr>
           <w:p>
             <w:r>
@@ -1010,7 +1133,7 @@
         </w:tc>
         <w:tc>
           <w:tcPr>
-            <w:tcW w:type="dxa" w:w="455"/>
+            <w:tcW w:type="dxa" w:w="432"/>
           </w:tcPr>
           <w:p>
             <w:r>
@@ -1020,7 +1143,7 @@
         </w:tc>
         <w:tc>
           <w:tcPr>
-            <w:tcW w:type="dxa" w:w="455"/>
+            <w:tcW w:type="dxa" w:w="432"/>
           </w:tcPr>
           <w:p>
             <w:r>
@@ -1030,7 +1153,7 @@
         </w:tc>
         <w:tc>
           <w:tcPr>
-            <w:tcW w:type="dxa" w:w="455"/>
+            <w:tcW w:type="dxa" w:w="432"/>
           </w:tcPr>
           <w:p>
             <w:r>
@@ -1040,7 +1163,7 @@
         </w:tc>
         <w:tc>
           <w:tcPr>
-            <w:tcW w:type="dxa" w:w="455"/>
+            <w:tcW w:type="dxa" w:w="432"/>
           </w:tcPr>
           <w:p>
             <w:r>
@@ -1050,7 +1173,7 @@
         </w:tc>
         <w:tc>
           <w:tcPr>
-            <w:tcW w:type="dxa" w:w="455"/>
+            <w:tcW w:type="dxa" w:w="432"/>
           </w:tcPr>
           <w:p>
             <w:r>
@@ -1062,191 +1185,201 @@
       <w:tr>
         <w:tc>
           <w:tcPr>
-            <w:tcW w:type="dxa" w:w="455"/>
+            <w:tcW w:type="dxa" w:w="432"/>
           </w:tcPr>
           <w:p>
             <w:r>
-              <w:t>LogisticRegression</w:t>
+              <w:t>HistGradientBoosting</w:t>
             </w:r>
           </w:p>
         </w:tc>
         <w:tc>
           <w:tcPr>
-            <w:tcW w:type="dxa" w:w="455"/>
+            <w:tcW w:type="dxa" w:w="432"/>
           </w:tcPr>
           <w:p>
             <w:r>
-              <w:t>652</w:t>
+              <w:t>0.7259</w:t>
             </w:r>
           </w:p>
         </w:tc>
         <w:tc>
           <w:tcPr>
-            <w:tcW w:type="dxa" w:w="455"/>
+            <w:tcW w:type="dxa" w:w="432"/>
           </w:tcPr>
           <w:p>
             <w:r>
-              <w:t>585</w:t>
+              <w:t>682</w:t>
             </w:r>
           </w:p>
         </w:tc>
         <w:tc>
           <w:tcPr>
-            <w:tcW w:type="dxa" w:w="455"/>
+            <w:tcW w:type="dxa" w:w="432"/>
           </w:tcPr>
           <w:p>
             <w:r>
-              <w:t>286</w:t>
+              <w:t>552</w:t>
             </w:r>
           </w:p>
         </w:tc>
         <w:tc>
           <w:tcPr>
-            <w:tcW w:type="dxa" w:w="455"/>
+            <w:tcW w:type="dxa" w:w="432"/>
           </w:tcPr>
           <w:p>
             <w:r>
-              <w:t>277</w:t>
+              <w:t>319</w:t>
             </w:r>
           </w:p>
         </w:tc>
         <w:tc>
           <w:tcPr>
-            <w:tcW w:type="dxa" w:w="455"/>
+            <w:tcW w:type="dxa" w:w="432"/>
           </w:tcPr>
           <w:p>
             <w:r>
-              <w:t>0.7018</w:t>
+              <w:t>247</w:t>
             </w:r>
           </w:p>
         </w:tc>
         <w:tc>
           <w:tcPr>
-            <w:tcW w:type="dxa" w:w="455"/>
+            <w:tcW w:type="dxa" w:w="432"/>
           </w:tcPr>
           <w:p>
             <w:r>
-              <w:t>0.6716</w:t>
+              <w:t>0.7341</w:t>
             </w:r>
           </w:p>
         </w:tc>
         <w:tc>
           <w:tcPr>
-            <w:tcW w:type="dxa" w:w="455"/>
+            <w:tcW w:type="dxa" w:w="432"/>
           </w:tcPr>
           <w:p>
             <w:r>
-              <w:t>0.6951</w:t>
+              <w:t>0.6338</w:t>
             </w:r>
           </w:p>
         </w:tc>
         <w:tc>
           <w:tcPr>
-            <w:tcW w:type="dxa" w:w="455"/>
+            <w:tcW w:type="dxa" w:w="432"/>
           </w:tcPr>
           <w:p>
             <w:r>
-              <w:t>0.6787</w:t>
+              <w:t>0.6813</w:t>
             </w:r>
           </w:p>
         </w:tc>
         <w:tc>
           <w:tcPr>
-            <w:tcW w:type="dxa" w:w="455"/>
+            <w:tcW w:type="dxa" w:w="432"/>
           </w:tcPr>
           <w:p>
             <w:r>
-              <w:t>0.6872</w:t>
+              <w:t>0.6909</w:t>
             </w:r>
           </w:p>
         </w:tc>
         <w:tc>
           <w:tcPr>
-            <w:tcW w:type="dxa" w:w="455"/>
+            <w:tcW w:type="dxa" w:w="432"/>
           </w:tcPr>
           <w:p>
             <w:r>
-              <w:t>0.6867</w:t>
+              <w:t>0.6856</w:t>
             </w:r>
           </w:p>
         </w:tc>
         <w:tc>
           <w:tcPr>
-            <w:tcW w:type="dxa" w:w="455"/>
+            <w:tcW w:type="dxa" w:w="432"/>
           </w:tcPr>
           <w:p>
             <w:r>
-              <w:t>0.6984</w:t>
+              <w:t>0.6839</w:t>
             </w:r>
           </w:p>
         </w:tc>
         <w:tc>
           <w:tcPr>
-            <w:tcW w:type="dxa" w:w="455"/>
+            <w:tcW w:type="dxa" w:w="432"/>
           </w:tcPr>
           <w:p>
             <w:r>
-              <w:t>0.3736</w:t>
+              <w:t>0.7067</w:t>
             </w:r>
           </w:p>
         </w:tc>
         <w:tc>
           <w:tcPr>
-            <w:tcW w:type="dxa" w:w="455"/>
+            <w:tcW w:type="dxa" w:w="432"/>
           </w:tcPr>
           <w:p>
             <w:r>
-              <w:t>0.3736</w:t>
+              <w:t>0.37</w:t>
             </w:r>
           </w:p>
         </w:tc>
         <w:tc>
           <w:tcPr>
-            <w:tcW w:type="dxa" w:w="455"/>
+            <w:tcW w:type="dxa" w:w="432"/>
           </w:tcPr>
           <w:p>
             <w:r>
-              <w:t>0.7378</w:t>
+              <w:t>0.3688</w:t>
             </w:r>
           </w:p>
         </w:tc>
         <w:tc>
           <w:tcPr>
-            <w:tcW w:type="dxa" w:w="455"/>
+            <w:tcW w:type="dxa" w:w="432"/>
           </w:tcPr>
           <w:p>
             <w:r>
-              <w:t>0.7241</w:t>
+              <w:t>0.7421</w:t>
             </w:r>
           </w:p>
         </w:tc>
         <w:tc>
           <w:tcPr>
-            <w:tcW w:type="dxa" w:w="455"/>
+            <w:tcW w:type="dxa" w:w="432"/>
           </w:tcPr>
           <w:p>
             <w:r>
-              <w:t>0.6043</w:t>
+              <w:t>0.7295</w:t>
             </w:r>
           </w:p>
         </w:tc>
         <w:tc>
           <w:tcPr>
-            <w:tcW w:type="dxa" w:w="455"/>
+            <w:tcW w:type="dxa" w:w="432"/>
           </w:tcPr>
           <w:p>
             <w:r>
-              <w:t>0.2079</w:t>
+              <w:t>0.5982</w:t>
             </w:r>
           </w:p>
         </w:tc>
         <w:tc>
           <w:tcPr>
-            <w:tcW w:type="dxa" w:w="455"/>
+            <w:tcW w:type="dxa" w:w="432"/>
           </w:tcPr>
           <w:p>
             <w:r>
-              <w:t>0.7309</w:t>
+              <w:t>0.2057</w:t>
+            </w:r>
+          </w:p>
+        </w:tc>
+        <w:tc>
+          <w:tcPr>
+            <w:tcW w:type="dxa" w:w="432"/>
+          </w:tcPr>
+          <w:p>
+            <w:r>
+              <w:t>0.7358</w:t>
             </w:r>
           </w:p>
         </w:tc>
@@ -1301,12 +1434,12 @@
         <w:pStyle w:val="Heading1"/>
       </w:pPr>
       <w:r>
-        <w:t>Selected final model — HistGradientBoosting (combined=0.7358)</w:t>
+        <w:t>Selected final model — LogisticRegression (CV combined=0.734; held-out auROC=0.7378)</w:t>
       </w:r>
     </w:p>
     <w:p>
       <w:r>
-        <w:t>Among 3 candidate models, HistGradientBoosting achieved the highest combined score, with an area under the receiver operating characteristic curve of 0.7421 and area under the precision-recall curve of 0.7295.</w:t>
+        <w:t>Among 3 candidate models, LogisticRegression achieved the highest cross-validated combined score (0.734) within the training partition and was selected on that basis. Refitted on the complete training partition and evaluated once on the untouched held-out partition, it reached an area under the receiver operating characteristic curve of 0.7378 and an area under the precision-recall curve of 0.7241.</w:t>
       </w:r>
     </w:p>
     <w:p>
@@ -1465,7 +1598,7 @@
           </w:tcPr>
           <w:p>
             <w:r>
-              <w:t>928.0</w:t>
+              <w:t>929.0</w:t>
             </w:r>
           </w:p>
         </w:tc>
@@ -1475,7 +1608,7 @@
           </w:tcPr>
           <w:p>
             <w:r>
-              <w:t>39.0</w:t>
+              <w:t>7.0</w:t>
             </w:r>
           </w:p>
         </w:tc>
@@ -1485,7 +1618,17 @@
           </w:tcPr>
           <w:p>
             <w:r>
-              <w:t>832.0</w:t>
+              <w:t>864.0</w:t>
+            </w:r>
+          </w:p>
+        </w:tc>
+        <w:tc>
+          <w:tcPr>
+            <w:tcW w:type="dxa" w:w="785"/>
+          </w:tcPr>
+          <w:p>
+            <w:r>
+              <w:t>0.0</w:t>
             </w:r>
           </w:p>
         </w:tc>
@@ -1505,7 +1648,7 @@
           </w:tcPr>
           <w:p>
             <w:r>
-              <w:t>0.999</w:t>
+              <w:t>0.008</w:t>
             </w:r>
           </w:p>
         </w:tc>
@@ -1515,7 +1658,7 @@
           </w:tcPr>
           <w:p>
             <w:r>
-              <w:t>0.045</w:t>
+              <w:t>0.518</w:t>
             </w:r>
           </w:p>
         </w:tc>
@@ -1525,7 +1668,7 @@
           </w:tcPr>
           <w:p>
             <w:r>
-              <w:t>0.527</w:t>
+              <w:t>1.0</w:t>
             </w:r>
           </w:p>
         </w:tc>
@@ -1535,7 +1678,7 @@
           </w:tcPr>
           <w:p>
             <w:r>
-              <w:t>0.975</w:t>
+              <w:t>0.683</w:t>
             </w:r>
           </w:p>
         </w:tc>
@@ -1545,17 +1688,7 @@
           </w:tcPr>
           <w:p>
             <w:r>
-              <w:t>0.69</w:t>
-            </w:r>
-          </w:p>
-        </w:tc>
-        <w:tc>
-          <w:tcPr>
-            <w:tcW w:type="dxa" w:w="785"/>
-          </w:tcPr>
-          <w:p>
-            <w:r>
-              <w:t>0.537</w:t>
+              <w:t>0.52</w:t>
             </w:r>
           </w:p>
         </w:tc>
@@ -1577,7 +1710,7 @@
           </w:tcPr>
           <w:p>
             <w:r>
-              <w:t>899.0</w:t>
+              <w:t>916.0</w:t>
             </w:r>
           </w:p>
         </w:tc>
@@ -1587,7 +1720,7 @@
           </w:tcPr>
           <w:p>
             <w:r>
-              <w:t>169.0</w:t>
+              <w:t>100.0</w:t>
             </w:r>
           </w:p>
         </w:tc>
@@ -1597,7 +1730,7 @@
           </w:tcPr>
           <w:p>
             <w:r>
-              <w:t>702.0</w:t>
+              <w:t>771.0</w:t>
             </w:r>
           </w:p>
         </w:tc>
@@ -1607,7 +1740,7 @@
           </w:tcPr>
           <w:p>
             <w:r>
-              <w:t>30.0</w:t>
+              <w:t>13.0</w:t>
             </w:r>
           </w:p>
         </w:tc>
@@ -1617,7 +1750,7 @@
           </w:tcPr>
           <w:p>
             <w:r>
-              <w:t>0.968</w:t>
+              <w:t>0.986</w:t>
             </w:r>
           </w:p>
         </w:tc>
@@ -1627,7 +1760,7 @@
           </w:tcPr>
           <w:p>
             <w:r>
-              <w:t>0.194</w:t>
+              <w:t>0.115</w:t>
             </w:r>
           </w:p>
         </w:tc>
@@ -1637,7 +1770,7 @@
           </w:tcPr>
           <w:p>
             <w:r>
-              <w:t>0.562</w:t>
+              <w:t>0.543</w:t>
             </w:r>
           </w:p>
         </w:tc>
@@ -1647,7 +1780,7 @@
           </w:tcPr>
           <w:p>
             <w:r>
-              <w:t>0.849</w:t>
+              <w:t>0.885</w:t>
             </w:r>
           </w:p>
         </w:tc>
@@ -1657,7 +1790,7 @@
           </w:tcPr>
           <w:p>
             <w:r>
-              <w:t>0.711</w:t>
+              <w:t>0.7</w:t>
             </w:r>
           </w:p>
         </w:tc>
@@ -1667,7 +1800,7 @@
           </w:tcPr>
           <w:p>
             <w:r>
-              <w:t>0.593</w:t>
+              <w:t>0.564</w:t>
             </w:r>
           </w:p>
         </w:tc>
@@ -1689,7 +1822,7 @@
           </w:tcPr>
           <w:p>
             <w:r>
-              <w:t>838.0</w:t>
+              <w:t>857.0</w:t>
             </w:r>
           </w:p>
         </w:tc>
@@ -1699,7 +1832,7 @@
           </w:tcPr>
           <w:p>
             <w:r>
-              <w:t>298.0</w:t>
+              <w:t>260.0</w:t>
             </w:r>
           </w:p>
         </w:tc>
@@ -1709,7 +1842,7 @@
           </w:tcPr>
           <w:p>
             <w:r>
-              <w:t>573.0</w:t>
+              <w:t>611.0</w:t>
             </w:r>
           </w:p>
         </w:tc>
@@ -1719,7 +1852,7 @@
           </w:tcPr>
           <w:p>
             <w:r>
-              <w:t>91.0</w:t>
+              <w:t>72.0</w:t>
             </w:r>
           </w:p>
         </w:tc>
@@ -1729,7 +1862,7 @@
           </w:tcPr>
           <w:p>
             <w:r>
-              <w:t>0.902</w:t>
+              <w:t>0.922</w:t>
             </w:r>
           </w:p>
         </w:tc>
@@ -1739,7 +1872,7 @@
           </w:tcPr>
           <w:p>
             <w:r>
-              <w:t>0.342</w:t>
+              <w:t>0.299</w:t>
             </w:r>
           </w:p>
         </w:tc>
@@ -1749,7 +1882,7 @@
           </w:tcPr>
           <w:p>
             <w:r>
-              <w:t>0.594</w:t>
+              <w:t>0.584</w:t>
             </w:r>
           </w:p>
         </w:tc>
@@ -1759,7 +1892,7 @@
           </w:tcPr>
           <w:p>
             <w:r>
-              <w:t>0.766</w:t>
+              <w:t>0.783</w:t>
             </w:r>
           </w:p>
         </w:tc>
@@ -1769,7 +1902,7 @@
           </w:tcPr>
           <w:p>
             <w:r>
-              <w:t>0.716</w:t>
+              <w:t>0.715</w:t>
             </w:r>
           </w:p>
         </w:tc>
@@ -1779,7 +1912,7 @@
           </w:tcPr>
           <w:p>
             <w:r>
-              <w:t>0.631</w:t>
+              <w:t>0.621</w:t>
             </w:r>
           </w:p>
         </w:tc>
@@ -1801,7 +1934,7 @@
           </w:tcPr>
           <w:p>
             <w:r>
-              <w:t>766.0</w:t>
+              <w:t>754.0</w:t>
             </w:r>
           </w:p>
         </w:tc>
@@ -1811,7 +1944,7 @@
           </w:tcPr>
           <w:p>
             <w:r>
-              <w:t>438.0</w:t>
+              <w:t>439.0</w:t>
             </w:r>
           </w:p>
         </w:tc>
@@ -1821,7 +1954,7 @@
           </w:tcPr>
           <w:p>
             <w:r>
-              <w:t>433.0</w:t>
+              <w:t>432.0</w:t>
             </w:r>
           </w:p>
         </w:tc>
@@ -1831,7 +1964,7 @@
           </w:tcPr>
           <w:p>
             <w:r>
-              <w:t>163.0</w:t>
+              <w:t>175.0</w:t>
             </w:r>
           </w:p>
         </w:tc>
@@ -1841,7 +1974,7 @@
           </w:tcPr>
           <w:p>
             <w:r>
-              <w:t>0.825</w:t>
+              <w:t>0.812</w:t>
             </w:r>
           </w:p>
         </w:tc>
@@ -1851,7 +1984,7 @@
           </w:tcPr>
           <w:p>
             <w:r>
-              <w:t>0.503</w:t>
+              <w:t>0.504</w:t>
             </w:r>
           </w:p>
         </w:tc>
@@ -1861,7 +1994,7 @@
           </w:tcPr>
           <w:p>
             <w:r>
-              <w:t>0.639</w:t>
+              <w:t>0.636</w:t>
             </w:r>
           </w:p>
         </w:tc>
@@ -1871,7 +2004,7 @@
           </w:tcPr>
           <w:p>
             <w:r>
-              <w:t>0.729</w:t>
+              <w:t>0.715</w:t>
             </w:r>
           </w:p>
         </w:tc>
@@ -1881,7 +2014,7 @@
           </w:tcPr>
           <w:p>
             <w:r>
-              <w:t>0.72</w:t>
+              <w:t>0.713</w:t>
             </w:r>
           </w:p>
         </w:tc>
@@ -1891,7 +2024,7 @@
           </w:tcPr>
           <w:p>
             <w:r>
-              <w:t>0.669</w:t>
+              <w:t>0.663</w:t>
             </w:r>
           </w:p>
         </w:tc>
@@ -1913,7 +2046,7 @@
           </w:tcPr>
           <w:p>
             <w:r>
-              <w:t>682.0</w:t>
+              <w:t>652.0</w:t>
             </w:r>
           </w:p>
         </w:tc>
@@ -1923,7 +2056,7 @@
           </w:tcPr>
           <w:p>
             <w:r>
-              <w:t>552.0</w:t>
+              <w:t>585.0</w:t>
             </w:r>
           </w:p>
         </w:tc>
@@ -1933,7 +2066,7 @@
           </w:tcPr>
           <w:p>
             <w:r>
-              <w:t>319.0</w:t>
+              <w:t>286.0</w:t>
             </w:r>
           </w:p>
         </w:tc>
@@ -1943,7 +2076,7 @@
           </w:tcPr>
           <w:p>
             <w:r>
-              <w:t>247.0</w:t>
+              <w:t>277.0</w:t>
             </w:r>
           </w:p>
         </w:tc>
@@ -1953,7 +2086,7 @@
           </w:tcPr>
           <w:p>
             <w:r>
-              <w:t>0.734</w:t>
+              <w:t>0.702</w:t>
             </w:r>
           </w:p>
         </w:tc>
@@ -1963,7 +2096,7 @@
           </w:tcPr>
           <w:p>
             <w:r>
-              <w:t>0.634</w:t>
+              <w:t>0.672</w:t>
             </w:r>
           </w:p>
         </w:tc>
@@ -1973,7 +2106,7 @@
           </w:tcPr>
           <w:p>
             <w:r>
-              <w:t>0.681</w:t>
+              <w:t>0.695</w:t>
             </w:r>
           </w:p>
         </w:tc>
@@ -1983,7 +2116,7 @@
           </w:tcPr>
           <w:p>
             <w:r>
-              <w:t>0.691</w:t>
+              <w:t>0.679</w:t>
             </w:r>
           </w:p>
         </w:tc>
@@ -1993,7 +2126,7 @@
           </w:tcPr>
           <w:p>
             <w:r>
-              <w:t>0.707</w:t>
+              <w:t>0.698</w:t>
             </w:r>
           </w:p>
         </w:tc>
@@ -2003,7 +2136,7 @@
           </w:tcPr>
           <w:p>
             <w:r>
-              <w:t>0.686</w:t>
+              <w:t>0.687</w:t>
             </w:r>
           </w:p>
         </w:tc>
@@ -2025,7 +2158,7 @@
           </w:tcPr>
           <w:p>
             <w:r>
-              <w:t>540.0</w:t>
+              <w:t>477.0</w:t>
             </w:r>
           </w:p>
         </w:tc>
@@ -2035,7 +2168,7 @@
           </w:tcPr>
           <w:p>
             <w:r>
-              <w:t>670.0</w:t>
+              <w:t>715.0</w:t>
             </w:r>
           </w:p>
         </w:tc>
@@ -2045,7 +2178,7 @@
           </w:tcPr>
           <w:p>
             <w:r>
-              <w:t>201.0</w:t>
+              <w:t>156.0</w:t>
             </w:r>
           </w:p>
         </w:tc>
@@ -2055,7 +2188,7 @@
           </w:tcPr>
           <w:p>
             <w:r>
-              <w:t>389.0</w:t>
+              <w:t>452.0</w:t>
             </w:r>
           </w:p>
         </w:tc>
@@ -2065,7 +2198,7 @@
           </w:tcPr>
           <w:p>
             <w:r>
-              <w:t>0.581</w:t>
+              <w:t>0.513</w:t>
             </w:r>
           </w:p>
         </w:tc>
@@ -2075,7 +2208,7 @@
           </w:tcPr>
           <w:p>
             <w:r>
-              <w:t>0.769</w:t>
+              <w:t>0.821</w:t>
             </w:r>
           </w:p>
         </w:tc>
@@ -2085,7 +2218,7 @@
           </w:tcPr>
           <w:p>
             <w:r>
-              <w:t>0.729</w:t>
+              <w:t>0.754</w:t>
             </w:r>
           </w:p>
         </w:tc>
@@ -2095,7 +2228,7 @@
           </w:tcPr>
           <w:p>
             <w:r>
-              <w:t>0.633</w:t>
+              <w:t>0.613</w:t>
             </w:r>
           </w:p>
         </w:tc>
@@ -2105,7 +2238,7 @@
           </w:tcPr>
           <w:p>
             <w:r>
-              <w:t>0.647</w:t>
+              <w:t>0.611</w:t>
             </w:r>
           </w:p>
         </w:tc>
@@ -2115,7 +2248,7 @@
           </w:tcPr>
           <w:p>
             <w:r>
-              <w:t>0.672</w:t>
+              <w:t>0.662</w:t>
             </w:r>
           </w:p>
         </w:tc>
@@ -2137,7 +2270,7 @@
           </w:tcPr>
           <w:p>
             <w:r>
-              <w:t>354.0</w:t>
+              <w:t>293.0</w:t>
             </w:r>
           </w:p>
         </w:tc>
@@ -2147,7 +2280,7 @@
           </w:tcPr>
           <w:p>
             <w:r>
-              <w:t>770.0</w:t>
+              <w:t>787.0</w:t>
             </w:r>
           </w:p>
         </w:tc>
@@ -2157,7 +2290,7 @@
           </w:tcPr>
           <w:p>
             <w:r>
-              <w:t>101.0</w:t>
+              <w:t>84.0</w:t>
             </w:r>
           </w:p>
         </w:tc>
@@ -2167,7 +2300,7 @@
           </w:tcPr>
           <w:p>
             <w:r>
-              <w:t>575.0</w:t>
+              <w:t>636.0</w:t>
             </w:r>
           </w:p>
         </w:tc>
@@ -2177,7 +2310,7 @@
           </w:tcPr>
           <w:p>
             <w:r>
-              <w:t>0.381</w:t>
+              <w:t>0.315</w:t>
             </w:r>
           </w:p>
         </w:tc>
@@ -2187,7 +2320,7 @@
           </w:tcPr>
           <w:p>
             <w:r>
-              <w:t>0.884</w:t>
+              <w:t>0.904</w:t>
             </w:r>
           </w:p>
         </w:tc>
@@ -2197,7 +2330,7 @@
           </w:tcPr>
           <w:p>
             <w:r>
-              <w:t>0.778</w:t>
+              <w:t>0.777</w:t>
             </w:r>
           </w:p>
         </w:tc>
@@ -2207,7 +2340,7 @@
           </w:tcPr>
           <w:p>
             <w:r>
-              <w:t>0.572</w:t>
+              <w:t>0.553</w:t>
             </w:r>
           </w:p>
         </w:tc>
@@ -2217,7 +2350,7 @@
           </w:tcPr>
           <w:p>
             <w:r>
-              <w:t>0.512</w:t>
+              <w:t>0.449</w:t>
             </w:r>
           </w:p>
         </w:tc>
@@ -2227,7 +2360,7 @@
           </w:tcPr>
           <w:p>
             <w:r>
-              <w:t>0.624</w:t>
+              <w:t>0.6</w:t>
             </w:r>
           </w:p>
         </w:tc>
@@ -2249,7 +2382,7 @@
           </w:tcPr>
           <w:p>
             <w:r>
-              <w:t>134.0</w:t>
+              <w:t>138.0</w:t>
             </w:r>
           </w:p>
         </w:tc>
@@ -2259,7 +2392,7 @@
           </w:tcPr>
           <w:p>
             <w:r>
-              <w:t>838.0</w:t>
+              <w:t>836.0</w:t>
             </w:r>
           </w:p>
         </w:tc>
@@ -2269,7 +2402,7 @@
           </w:tcPr>
           <w:p>
             <w:r>
-              <w:t>33.0</w:t>
+              <w:t>35.0</w:t>
             </w:r>
           </w:p>
         </w:tc>
@@ -2279,7 +2412,7 @@
           </w:tcPr>
           <w:p>
             <w:r>
-              <w:t>795.0</w:t>
+              <w:t>791.0</w:t>
             </w:r>
           </w:p>
         </w:tc>
@@ -2289,7 +2422,7 @@
           </w:tcPr>
           <w:p>
             <w:r>
-              <w:t>0.144</w:t>
+              <w:t>0.149</w:t>
             </w:r>
           </w:p>
         </w:tc>
@@ -2299,7 +2432,7 @@
           </w:tcPr>
           <w:p>
             <w:r>
-              <w:t>0.962</w:t>
+              <w:t>0.96</w:t>
             </w:r>
           </w:p>
         </w:tc>
@@ -2309,7 +2442,7 @@
           </w:tcPr>
           <w:p>
             <w:r>
-              <w:t>0.802</w:t>
+              <w:t>0.798</w:t>
             </w:r>
           </w:p>
         </w:tc>
@@ -2319,7 +2452,7 @@
           </w:tcPr>
           <w:p>
             <w:r>
-              <w:t>0.513</w:t>
+              <w:t>0.514</w:t>
             </w:r>
           </w:p>
         </w:tc>
@@ -2329,7 +2462,7 @@
           </w:tcPr>
           <w:p>
             <w:r>
-              <w:t>0.245</w:t>
+              <w:t>0.25</w:t>
             </w:r>
           </w:p>
         </w:tc>
@@ -2339,7 +2472,7 @@
           </w:tcPr>
           <w:p>
             <w:r>
-              <w:t>0.54</w:t>
+              <w:t>0.541</w:t>
             </w:r>
           </w:p>
         </w:tc>
@@ -2361,7 +2494,7 @@
           </w:tcPr>
           <w:p>
             <w:r>
-              <w:t>12.0</w:t>
+              <w:t>20.0</w:t>
             </w:r>
           </w:p>
         </w:tc>
@@ -2371,7 +2504,7 @@
           </w:tcPr>
           <w:p>
             <w:r>
-              <w:t>868.0</w:t>
+              <w:t>866.0</w:t>
             </w:r>
           </w:p>
         </w:tc>
@@ -2381,7 +2514,7 @@
           </w:tcPr>
           <w:p>
             <w:r>
-              <w:t>3.0</w:t>
+              <w:t>5.0</w:t>
             </w:r>
           </w:p>
         </w:tc>
@@ -2391,7 +2524,7 @@
           </w:tcPr>
           <w:p>
             <w:r>
-              <w:t>917.0</w:t>
+              <w:t>909.0</w:t>
             </w:r>
           </w:p>
         </w:tc>
@@ -2401,7 +2534,7 @@
           </w:tcPr>
           <w:p>
             <w:r>
-              <w:t>0.013</w:t>
+              <w:t>0.022</w:t>
             </w:r>
           </w:p>
         </w:tc>
@@ -2411,7 +2544,7 @@
           </w:tcPr>
           <w:p>
             <w:r>
-              <w:t>0.997</w:t>
+              <w:t>0.994</w:t>
             </w:r>
           </w:p>
         </w:tc>
@@ -2431,7 +2564,7 @@
           </w:tcPr>
           <w:p>
             <w:r>
-              <w:t>0.486</w:t>
+              <w:t>0.488</w:t>
             </w:r>
           </w:p>
         </w:tc>
@@ -2441,7 +2574,7 @@
           </w:tcPr>
           <w:p>
             <w:r>
-              <w:t>0.025</w:t>
+              <w:t>0.042</w:t>
             </w:r>
           </w:p>
         </w:tc>
@@ -2451,7 +2584,7 @@
           </w:tcPr>
           <w:p>
             <w:r>
-              <w:t>0.489</w:t>
+              <w:t>0.492</w:t>
             </w:r>
           </w:p>
         </w:tc>
@@ -2513,7 +2646,7 @@
       <w:r>
         <w:drawing>
           <wp:inline xmlns:a="http://schemas.openxmlformats.org/drawingml/2006/main" xmlns:pic="http://schemas.openxmlformats.org/drawingml/2006/picture">
-            <wp:extent cx="5486400" cy="3634953"/>
+            <wp:extent cx="5486400" cy="3557847"/>
             <wp:docPr id="3" name="Picture 3"/>
             <wp:cNvGraphicFramePr>
               <a:graphicFrameLocks noChangeAspect="1"/>
@@ -2534,7 +2667,7 @@
                   <pic:spPr>
                     <a:xfrm>
                       <a:off x="0" y="0"/>
-                      <a:ext cx="5486400" cy="3634953"/>
+                      <a:ext cx="5486400" cy="3557847"/>
                     </a:xfrm>
                     <a:prstGeom prst="rect"/>
                   </pic:spPr>
